--- a/test-data/テスト用テンプレート.docx
+++ b/test-data/テスト用テンプレート.docx
@@ -13,7 +13,6 @@
       <w:r>
         <w:rPr>
           <w:rFonts w:ascii="ＭＳ 明朝" w:hAnsi="ＭＳ 明朝" w:hint="eastAsia"/>
-          <w:spacing w:val="54"/>
           <w:w w:val="80"/>
           <w:kern w:val="0"/>
           <w:fitText w:val="1680" w:id="-687086844"/>
@@ -23,15 +22,32 @@
       <w:r>
         <w:rPr>
           <w:rFonts w:ascii="ＭＳ 明朝" w:hAnsi="ＭＳ 明朝" w:hint="eastAsia"/>
-          <w:spacing w:val="54"/>
           <w:w w:val="80"/>
           <w:fitText w:val="1680" w:id="-687086844"/>
         </w:rPr>
-        <w:t>1111</w:t>
-      </w:r>
-      <w:r>
-        <w:rPr>
-          <w:rFonts w:ascii="ＭＳ 明朝" w:hAnsi="ＭＳ 明朝" w:hint="eastAsia"/>
+        <w:t>&lt;&lt;</w:t>
+      </w:r>
+      <w:r>
+        <w:rPr>
+          <w:rFonts w:ascii="ＭＳ 明朝" w:hAnsi="ＭＳ 明朝" w:hint="eastAsia"/>
+          <w:w w:val="80"/>
+          <w:szCs w:val="21"/>
+          <w:fitText w:val="1680" w:id="-687086844"/>
+        </w:rPr>
+        <w:t>文書番号</w:t>
+      </w:r>
+      <w:r>
+        <w:rPr>
+          <w:rFonts w:ascii="ＭＳ 明朝" w:hAnsi="ＭＳ 明朝" w:hint="eastAsia"/>
+          <w:w w:val="80"/>
+          <w:fitText w:val="1680" w:id="-687086844"/>
+        </w:rPr>
+        <w:t>&gt;&gt;</w:t>
+      </w:r>
+      <w:r>
+        <w:rPr>
+          <w:rFonts w:ascii="ＭＳ 明朝" w:hAnsi="ＭＳ 明朝" w:hint="eastAsia"/>
+          <w:spacing w:val="3"/>
           <w:w w:val="80"/>
           <w:kern w:val="0"/>
           <w:fitText w:val="1680" w:id="-687086844"/>
@@ -274,7 +290,19 @@
         <w:rPr>
           <w:rFonts w:hint="eastAsia"/>
         </w:rPr>
-        <w:t>ああああああああああ</w:t>
+        <w:t>&lt;&lt;</w:t>
+      </w:r>
+      <w:r>
+        <w:rPr>
+          <w:rFonts w:hint="eastAsia"/>
+        </w:rPr>
+        <w:t>所属名</w:t>
+      </w:r>
+      <w:r>
+        <w:rPr>
+          <w:rFonts w:hint="eastAsia"/>
+        </w:rPr>
+        <w:t>&gt;&gt;</w:t>
       </w:r>
       <w:r>
         <w:rPr>
@@ -445,7 +473,25 @@
         <w:rPr>
           <w:rFonts w:ascii="ＭＳ 明朝" w:hAnsi="ＭＳ 明朝" w:hint="eastAsia"/>
         </w:rPr>
-        <w:t>{{交付申請額}}</w:t>
+        <w:t>{</w:t>
+      </w:r>
+      <w:r>
+        <w:rPr>
+          <w:rFonts w:ascii="ＭＳ 明朝" w:hAnsi="ＭＳ 明朝" w:hint="eastAsia"/>
+        </w:rPr>
+        <w:t>{</w:t>
+      </w:r>
+      <w:r>
+        <w:rPr>
+          <w:rFonts w:asciiTheme="minorEastAsia" w:eastAsiaTheme="minorEastAsia" w:hAnsiTheme="minorEastAsia" w:hint="eastAsia"/>
+        </w:rPr>
+        <w:t>交付申請額</w:t>
+      </w:r>
+      <w:r>
+        <w:rPr>
+          <w:rFonts w:ascii="ＭＳ 明朝" w:hAnsi="ＭＳ 明朝" w:hint="eastAsia"/>
+        </w:rPr>
+        <w:t>}}</w:t>
       </w:r>
       <w:r>
         <w:rPr>
